--- a/lessions/0006_1.docx
+++ b/lessions/0006_1.docx
@@ -369,7 +369,19 @@
         <w:rPr>
           <w:rFonts w:ascii="Times New Roman" w:hAnsi="Times New Roman" w:cs="Times New Roman"/>
         </w:rPr>
-        <w:t>It’s ten to eght: 8 giờ kém 10 phút</w:t>
+        <w:t>It’s ten to e</w:t>
+      </w:r>
+      <w:r>
+        <w:rPr>
+          <w:rFonts w:ascii="Times New Roman" w:hAnsi="Times New Roman" w:cs="Times New Roman"/>
+        </w:rPr>
+        <w:t>i</w:t>
+      </w:r>
+      <w:r>
+        <w:rPr>
+          <w:rFonts w:ascii="Times New Roman" w:hAnsi="Times New Roman" w:cs="Times New Roman"/>
+        </w:rPr>
+        <w:t>ght: 8 giờ kém 10 phút</w:t>
       </w:r>
     </w:p>
     <w:p>
@@ -383,6 +395,12 @@
           <w:rFonts w:ascii="Times New Roman" w:hAnsi="Times New Roman" w:cs="Times New Roman"/>
         </w:rPr>
         <w:t xml:space="preserve">It’s five to nine: 9 giờ kém 5 </w:t>
+      </w:r>
+      <w:r>
+        <w:rPr>
+          <w:rFonts w:ascii="Times New Roman" w:hAnsi="Times New Roman" w:cs="Times New Roman"/>
+        </w:rPr>
+        <w:t>phút</w:t>
       </w:r>
     </w:p>
     <w:p>
@@ -591,7 +609,19 @@
         <w:rPr>
           <w:rFonts w:ascii="Times New Roman" w:hAnsi="Times New Roman" w:cs="Times New Roman"/>
         </w:rPr>
-        <w:t>6:50 -&gt; sis fif</w:t>
+        <w:t>6:50 -&gt; si</w:t>
+      </w:r>
+      <w:r>
+        <w:rPr>
+          <w:rFonts w:ascii="Times New Roman" w:hAnsi="Times New Roman" w:cs="Times New Roman"/>
+        </w:rPr>
+        <w:t>x</w:t>
+      </w:r>
+      <w:r>
+        <w:rPr>
+          <w:rFonts w:ascii="Times New Roman" w:hAnsi="Times New Roman" w:cs="Times New Roman"/>
+        </w:rPr>
+        <w:t xml:space="preserve"> fif</w:t>
       </w:r>
       <w:r>
         <w:rPr>
@@ -662,7 +692,19 @@
         <w:rPr>
           <w:rFonts w:ascii="Times New Roman" w:hAnsi="Times New Roman" w:cs="Times New Roman"/>
         </w:rPr>
-        <w:t>It’s 7 Am. -&gt; 7 giờ sáng</w:t>
+        <w:t>It’s 7 A</w:t>
+      </w:r>
+      <w:r>
+        <w:rPr>
+          <w:rFonts w:ascii="Times New Roman" w:hAnsi="Times New Roman" w:cs="Times New Roman"/>
+        </w:rPr>
+        <w:t xml:space="preserve">M. </w:t>
+      </w:r>
+      <w:r>
+        <w:rPr>
+          <w:rFonts w:ascii="Times New Roman" w:hAnsi="Times New Roman" w:cs="Times New Roman"/>
+        </w:rPr>
+        <w:t>-&gt; 7 giờ sáng</w:t>
       </w:r>
     </w:p>
     <w:p>
@@ -1255,7 +1297,25 @@
         <w:rPr>
           <w:rFonts w:ascii="Times New Roman" w:hAnsi="Times New Roman" w:cs="Times New Roman"/>
         </w:rPr>
-        <w:t>What day is is today? -&gt; Hôm nay là thứ mấy?</w:t>
+        <w:t>What day is</w:t>
+      </w:r>
+      <w:r>
+        <w:rPr>
+          <w:rFonts w:ascii="Times New Roman" w:hAnsi="Times New Roman" w:cs="Times New Roman"/>
+        </w:rPr>
+        <w:t xml:space="preserve"> it</w:t>
+      </w:r>
+      <w:r>
+        <w:rPr>
+          <w:rFonts w:ascii="Times New Roman" w:hAnsi="Times New Roman" w:cs="Times New Roman"/>
+        </w:rPr>
+        <w:t xml:space="preserve"> </w:t>
+      </w:r>
+      <w:r>
+        <w:rPr>
+          <w:rFonts w:ascii="Times New Roman" w:hAnsi="Times New Roman" w:cs="Times New Roman"/>
+        </w:rPr>
+        <w:t>today? -&gt; Hôm nay là thứ mấy?</w:t>
       </w:r>
     </w:p>
     <w:p>

--- a/lessions/0006_1.docx
+++ b/lessions/0006_1.docx
@@ -181,7 +181,19 @@
         <w:rPr>
           <w:rFonts w:ascii="Times New Roman" w:hAnsi="Times New Roman" w:cs="Times New Roman"/>
         </w:rPr>
-        <w:t>It’s one o’olock: Bây giờ là 1 giờ</w:t>
+        <w:t>It’s one o’</w:t>
+      </w:r>
+      <w:r>
+        <w:rPr>
+          <w:rFonts w:ascii="Times New Roman" w:hAnsi="Times New Roman" w:cs="Times New Roman"/>
+        </w:rPr>
+        <w:t>c</w:t>
+      </w:r>
+      <w:r>
+        <w:rPr>
+          <w:rFonts w:ascii="Times New Roman" w:hAnsi="Times New Roman" w:cs="Times New Roman"/>
+        </w:rPr>
+        <w:t>lock: Bây giờ là 1 giờ</w:t>
       </w:r>
     </w:p>
     <w:p>

--- a/lessions/0006_1.docx
+++ b/lessions/0006_1.docx
@@ -2802,4 +2802,16 @@
     </a:ext>
   </a:extLst>
 </a:theme>
+</file>
+
+<file path=customXml/item1.xml><?xml version="1.0" encoding="utf-8"?>
+<b:Sources xmlns:b="http://schemas.openxmlformats.org/officeDocument/2006/bibliography" xmlns="http://schemas.openxmlformats.org/officeDocument/2006/bibliography" SelectedStyle="\APASixthEditionOfficeOnline.xsl" StyleName="APA" Version="6"/>
+</file>
+
+<file path=customXml/itemProps1.xml><?xml version="1.0" encoding="utf-8"?>
+<ds:datastoreItem xmlns:ds="http://schemas.openxmlformats.org/officeDocument/2006/customXml" ds:itemID="{3D35CFBF-B0E4-4396-A357-75068842E45C}">
+  <ds:schemaRefs>
+    <ds:schemaRef ds:uri="http://schemas.openxmlformats.org/officeDocument/2006/bibliography"/>
+  </ds:schemaRefs>
+</ds:datastoreItem>
 </file>